--- a/corpus/synthetic/parse__005.docx
+++ b/corpus/synthetic/parse__005.docx
@@ -5,10 +5,14 @@
     <w:p>
       <w:pPr>
         <w:pStyle w:val="ChapterTitle"/>
-        <w:pageBreakBefore w:val="0"/>
       </w:pPr>
       <w:r>
-        <w:t>off</w:t>
+        <w:t>ch</w:t>
+      </w:r>
+    </w:p>
+    <w:p>
+      <w:r>
+        <w:t>body</w:t>
       </w:r>
     </w:p>
     <w:sectPr>
@@ -63,12 +67,9 @@
       <w:pageBreakBefore/>
     </w:pPr>
   </w:style>
-  <w:style w:type="paragraph" w:styleId="NoBreak">
-    <w:name w:val="No Break"/>
+  <w:style w:type="paragraph" w:styleId="ChapterSub">
+    <w:name w:val="Chapter Sub"/>
     <w:basedOn w:val="ChapterTitle"/>
-    <w:pPr>
-      <w:pageBreakBefore w:val="0"/>
-    </w:pPr>
   </w:style>
 </w:styles>
 </file>